--- a/midterm_practice_q/resenie-2021-god.docx
+++ b/midterm_practice_q/resenie-2021-god.docx
@@ -1,6 +1,6 @@
 
 <file path=word/document.xml><?xml version="1.0" encoding="utf-8"?>
-<w:document xmlns:wpc="http://schemas.microsoft.com/office/word/2010/wordprocessingCanvas" xmlns:cx="http://schemas.microsoft.com/office/drawing/2014/chartex" xmlns:cx1="http://schemas.microsoft.com/office/drawing/2015/9/8/chartex" xmlns:mc="http://schemas.openxmlformats.org/markup-compatibility/2006" xmlns:o="urn:schemas-microsoft-com:office:office" xmlns:r="http://schemas.openxmlformats.org/officeDocument/2006/relationships" xmlns:m="http://schemas.openxmlformats.org/officeDocument/2006/math" xmlns:v="urn:schemas-microsoft-com:vml" xmlns:wp14="http://schemas.microsoft.com/office/word/2010/wordprocessingDrawing" xmlns:wp="http://schemas.openxmlformats.org/drawingml/2006/wordprocessingDrawing" xmlns:w10="urn:schemas-microsoft-com:office:word" xmlns:w="http://schemas.openxmlformats.org/wordprocessingml/2006/main" xmlns:w14="http://schemas.microsoft.com/office/word/2010/wordml" xmlns:w15="http://schemas.microsoft.com/office/word/2012/wordml" xmlns:w16se="http://schemas.microsoft.com/office/word/2015/wordml/symex" xmlns:wpg="http://schemas.microsoft.com/office/word/2010/wordprocessingGroup" xmlns:wpi="http://schemas.microsoft.com/office/word/2010/wordprocessingInk" xmlns:wne="http://schemas.microsoft.com/office/word/2006/wordml" xmlns:wps="http://schemas.microsoft.com/office/word/2010/wordprocessingShape" mc:Ignorable="w14 w15 w16se wp14">
+<w:document xmlns:wpc="http://schemas.microsoft.com/office/word/2010/wordprocessingCanvas" xmlns:cx="http://schemas.microsoft.com/office/drawing/2014/chartex" xmlns:cx1="http://schemas.microsoft.com/office/drawing/2015/9/8/chartex" xmlns:cx2="http://schemas.microsoft.com/office/drawing/2015/10/21/chartex" xmlns:cx3="http://schemas.microsoft.com/office/drawing/2016/5/9/chartex" xmlns:cx4="http://schemas.microsoft.com/office/drawing/2016/5/10/chartex" xmlns:cx5="http://schemas.microsoft.com/office/drawing/2016/5/11/chartex" xmlns:cx6="http://schemas.microsoft.com/office/drawing/2016/5/12/chartex" xmlns:cx7="http://schemas.microsoft.com/office/drawing/2016/5/13/chartex" xmlns:cx8="http://schemas.microsoft.com/office/drawing/2016/5/14/chartex" xmlns:mc="http://schemas.openxmlformats.org/markup-compatibility/2006" xmlns:aink="http://schemas.microsoft.com/office/drawing/2016/ink" xmlns:am3d="http://schemas.microsoft.com/office/drawing/2017/model3d" xmlns:o="urn:schemas-microsoft-com:office:office" xmlns:oel="http://schemas.microsoft.com/office/2019/extlst" xmlns:r="http://schemas.openxmlformats.org/officeDocument/2006/relationships" xmlns:m="http://schemas.openxmlformats.org/officeDocument/2006/math" xmlns:v="urn:schemas-microsoft-com:vml" xmlns:wp14="http://schemas.microsoft.com/office/word/2010/wordprocessingDrawing" xmlns:wp="http://schemas.openxmlformats.org/drawingml/2006/wordprocessingDrawing" xmlns:w10="urn:schemas-microsoft-com:office:word" xmlns:w="http://schemas.openxmlformats.org/wordprocessingml/2006/main" xmlns:w14="http://schemas.microsoft.com/office/word/2010/wordml" xmlns:w15="http://schemas.microsoft.com/office/word/2012/wordml" xmlns:w16cex="http://schemas.microsoft.com/office/word/2018/wordml/cex" xmlns:w16cid="http://schemas.microsoft.com/office/word/2016/wordml/cid" xmlns:w16="http://schemas.microsoft.com/office/word/2018/wordml" xmlns:w16du="http://schemas.microsoft.com/office/word/2023/wordml/word16du" xmlns:w16sdtdh="http://schemas.microsoft.com/office/word/2020/wordml/sdtdatahash" xmlns:w16sdtfl="http://schemas.microsoft.com/office/word/2024/wordml/sdtformatlock" xmlns:w16se="http://schemas.microsoft.com/office/word/2015/wordml/symex" xmlns:wpg="http://schemas.microsoft.com/office/word/2010/wordprocessingGroup" xmlns:wpi="http://schemas.microsoft.com/office/word/2010/wordprocessingInk" xmlns:wne="http://schemas.microsoft.com/office/word/2006/wordml" xmlns:wps="http://schemas.microsoft.com/office/word/2010/wordprocessingShape" mc:Ignorable="w14 w15 w16se w16cid w16 w16cex w16sdtdh w16sdtfl w16du wp14">
   <w:body>
     <w:p>
       <w:pPr>
@@ -9,8 +9,6 @@
       <w:r>
         <w:t>26.10.2021</w:t>
       </w:r>
-      <w:bookmarkStart w:id="0" w:name="_GoBack"/>
-      <w:bookmarkEnd w:id="0"/>
     </w:p>
     <w:tbl>
       <w:tblPr>
@@ -38,16 +36,7 @@
               <w:t xml:space="preserve">                      +  6 values   - 4 values  </w:t>
             </w:r>
             <w:r>
-              <w:t xml:space="preserve">     </w:t>
-            </w:r>
-            <w:r>
-              <w:t xml:space="preserve"> +   </w:t>
-            </w:r>
-            <w:r>
-              <w:t xml:space="preserve">   -</w:t>
-            </w:r>
-            <w:r>
-              <w:t xml:space="preserve">    </w:t>
+              <w:t xml:space="preserve">      +      -    </w:t>
             </w:r>
           </w:p>
           <w:p>
@@ -155,7 +144,7 @@
                 <w:sz w:val="18"/>
                 <w:szCs w:val="18"/>
               </w:rPr>
-              <w:t xml:space="preserve"> from a Gaussian distribution N (µ, </w:t>
+              <w:t xml:space="preserve"> from a Gaussian distribution N (µ, σ</w:t>
             </w:r>
             <w:proofErr w:type="gramStart"/>
             <w:r>
@@ -163,7 +152,7 @@
                 <w:sz w:val="18"/>
                 <w:szCs w:val="18"/>
               </w:rPr>
-              <w:t>σ2 )</w:t>
+              <w:t>2 )</w:t>
             </w:r>
             <w:proofErr w:type="gramEnd"/>
             <w:r>
@@ -208,8 +197,11 @@
           </w:p>
           <w:p>
             <w:r>
+              <w:rPr>
+                <w:noProof/>
+              </w:rPr>
               <w:drawing>
-                <wp:inline distT="0" distB="0" distL="0" distR="0" wp14:anchorId="15716E74" wp14:editId="3BA7058D">
+                <wp:inline distT="0" distB="0" distL="0" distR="0" wp14:anchorId="64DE8C9B" wp14:editId="48C51037">
                   <wp:extent cx="1501252" cy="349250"/>
                   <wp:effectExtent l="0" t="0" r="3810" b="0"/>
                   <wp:docPr id="1" name="Picture 1"/>
@@ -249,11 +241,12 @@
             <w:r>
               <w:rPr>
                 <w:rFonts w:ascii="Helvetica" w:hAnsi="Helvetica"/>
+                <w:noProof/>
                 <w:color w:val="111111"/>
                 <w:shd w:val="clear" w:color="auto" w:fill="FDFDFD"/>
               </w:rPr>
               <w:drawing>
-                <wp:inline distT="0" distB="0" distL="0" distR="0" wp14:anchorId="0AD70DC5" wp14:editId="7737E527">
+                <wp:inline distT="0" distB="0" distL="0" distR="0" wp14:anchorId="4B0BFC20" wp14:editId="25D431EA">
                   <wp:extent cx="1373299" cy="349885"/>
                   <wp:effectExtent l="0" t="0" r="0" b="0"/>
                   <wp:docPr id="2" name="Picture 2"/>
@@ -293,11 +286,12 @@
             <w:r>
               <w:rPr>
                 <w:rFonts w:ascii="Helvetica" w:hAnsi="Helvetica"/>
+                <w:noProof/>
                 <w:color w:val="111111"/>
                 <w:shd w:val="clear" w:color="auto" w:fill="FDFDFD"/>
               </w:rPr>
               <w:drawing>
-                <wp:inline distT="0" distB="0" distL="0" distR="0" wp14:anchorId="2B2E6AAF" wp14:editId="2EBF7725">
+                <wp:inline distT="0" distB="0" distL="0" distR="0" wp14:anchorId="588BB320" wp14:editId="0263B9A8">
                   <wp:extent cx="1802295" cy="615299"/>
                   <wp:effectExtent l="0" t="0" r="7620" b="0"/>
                   <wp:docPr id="3" name="Picture 3"/>
@@ -348,7 +342,6 @@
                 <w:szCs w:val="18"/>
               </w:rPr>
             </w:pPr>
-            <w:proofErr w:type="gramStart"/>
             <w:r>
               <w:rPr>
                 <w:rFonts w:cstheme="minorHAnsi"/>
@@ -357,18 +350,7 @@
                 <w:szCs w:val="18"/>
                 <w:shd w:val="clear" w:color="auto" w:fill="FDFDFD"/>
               </w:rPr>
-              <w:t>assume</w:t>
-            </w:r>
-            <w:proofErr w:type="gramEnd"/>
-            <w:r>
-              <w:rPr>
-                <w:rFonts w:cstheme="minorHAnsi"/>
-                <w:color w:val="111111"/>
-                <w:sz w:val="18"/>
-                <w:szCs w:val="18"/>
-                <w:shd w:val="clear" w:color="auto" w:fill="FDFDFD"/>
-              </w:rPr>
-              <w:t xml:space="preserve"> that our Gaussians </w:t>
+              <w:t xml:space="preserve">assume that our Gaussians </w:t>
             </w:r>
             <w:r>
               <w:rPr>
@@ -482,11 +464,12 @@
             <w:r>
               <w:rPr>
                 <w:rFonts w:ascii="Helvetica" w:hAnsi="Helvetica"/>
+                <w:noProof/>
                 <w:color w:val="111111"/>
                 <w:shd w:val="clear" w:color="auto" w:fill="FDFDFD"/>
               </w:rPr>
               <w:drawing>
-                <wp:inline distT="0" distB="0" distL="0" distR="0" wp14:anchorId="05AB2FE8" wp14:editId="7CF34A9E">
+                <wp:inline distT="0" distB="0" distL="0" distR="0" wp14:anchorId="46D60C24" wp14:editId="1C9C9E12">
                   <wp:extent cx="2902793" cy="521970"/>
                   <wp:effectExtent l="0" t="0" r="0" b="0"/>
                   <wp:docPr id="4" name="Picture 4"/>
@@ -533,11 +516,12 @@
             <w:r>
               <w:rPr>
                 <w:rFonts w:ascii="Helvetica" w:hAnsi="Helvetica"/>
+                <w:noProof/>
                 <w:color w:val="111111"/>
                 <w:shd w:val="clear" w:color="auto" w:fill="FDFDFD"/>
               </w:rPr>
               <w:drawing>
-                <wp:inline distT="0" distB="0" distL="0" distR="0" wp14:anchorId="7D9F4CEE" wp14:editId="7341F06C">
+                <wp:inline distT="0" distB="0" distL="0" distR="0" wp14:anchorId="3F68CC9D" wp14:editId="327E8617">
                   <wp:extent cx="3486193" cy="498523"/>
                   <wp:effectExtent l="0" t="0" r="0" b="0"/>
                   <wp:docPr id="5" name="Picture 5"/>
@@ -584,11 +568,12 @@
             <w:r>
               <w:rPr>
                 <w:rFonts w:ascii="Helvetica" w:hAnsi="Helvetica"/>
+                <w:noProof/>
                 <w:color w:val="111111"/>
                 <w:shd w:val="clear" w:color="auto" w:fill="FDFDFD"/>
               </w:rPr>
               <w:drawing>
-                <wp:inline distT="0" distB="0" distL="0" distR="0" wp14:anchorId="1A6C151D" wp14:editId="5AB17B2F">
+                <wp:inline distT="0" distB="0" distL="0" distR="0" wp14:anchorId="3AEAFF24" wp14:editId="644AD94C">
                   <wp:extent cx="3675064" cy="853440"/>
                   <wp:effectExtent l="0" t="0" r="1905" b="3810"/>
                   <wp:docPr id="6" name="Picture 6"/>
@@ -643,11 +628,12 @@
             <w:r>
               <w:rPr>
                 <w:rFonts w:ascii="Helvetica" w:hAnsi="Helvetica"/>
+                <w:noProof/>
                 <w:color w:val="111111"/>
                 <w:shd w:val="clear" w:color="auto" w:fill="FDFDFD"/>
               </w:rPr>
               <w:drawing>
-                <wp:inline distT="0" distB="0" distL="0" distR="0" wp14:anchorId="3502FD28" wp14:editId="4EB6AAD1">
+                <wp:inline distT="0" distB="0" distL="0" distR="0" wp14:anchorId="267F34EB" wp14:editId="791DDBF5">
                   <wp:extent cx="2647315" cy="519410"/>
                   <wp:effectExtent l="0" t="0" r="635" b="0"/>
                   <wp:docPr id="7" name="Picture 7"/>
@@ -762,12 +748,13 @@
             <w:r>
               <w:rPr>
                 <w:rFonts w:eastAsia="Times New Roman" w:cstheme="minorHAnsi"/>
+                <w:noProof/>
                 <w:color w:val="111111"/>
                 <w:sz w:val="18"/>
                 <w:szCs w:val="18"/>
               </w:rPr>
               <w:drawing>
-                <wp:inline distT="0" distB="0" distL="0" distR="0" wp14:anchorId="2256D2B4" wp14:editId="0ED4B36F">
+                <wp:inline distT="0" distB="0" distL="0" distR="0" wp14:anchorId="098C35E0" wp14:editId="62FB8D31">
                   <wp:extent cx="2274500" cy="293617"/>
                   <wp:effectExtent l="0" t="0" r="0" b="0"/>
                   <wp:docPr id="12" name="Picture 12"/>
@@ -815,8 +802,11 @@
               </w:rPr>
             </w:pPr>
             <w:r>
+              <w:rPr>
+                <w:noProof/>
+              </w:rPr>
               <w:drawing>
-                <wp:inline distT="0" distB="0" distL="0" distR="0" wp14:anchorId="266A704D" wp14:editId="5C6300EE">
+                <wp:inline distT="0" distB="0" distL="0" distR="0" wp14:anchorId="67648131" wp14:editId="15BD2053">
                   <wp:extent cx="2499360" cy="1243209"/>
                   <wp:effectExtent l="0" t="0" r="0" b="0"/>
                   <wp:docPr id="10" name="Picture 10"/>
@@ -859,8 +849,11 @@
           </w:tcPr>
           <w:p>
             <w:r>
+              <w:rPr>
+                <w:noProof/>
+              </w:rPr>
               <w:drawing>
-                <wp:inline distT="0" distB="0" distL="0" distR="0" wp14:anchorId="5B859F42" wp14:editId="782DE80C">
+                <wp:inline distT="0" distB="0" distL="0" distR="0" wp14:anchorId="138DDCBB" wp14:editId="4459BDD6">
                   <wp:extent cx="1089660" cy="1736425"/>
                   <wp:effectExtent l="0" t="0" r="0" b="0"/>
                   <wp:docPr id="9" name="Picture 9"/>
@@ -901,12 +894,13 @@
             <w:r>
               <w:rPr>
                 <w:rFonts w:eastAsia="Times New Roman" w:cstheme="minorHAnsi"/>
+                <w:noProof/>
                 <w:color w:val="111111"/>
                 <w:sz w:val="18"/>
                 <w:szCs w:val="18"/>
               </w:rPr>
               <w:drawing>
-                <wp:inline distT="0" distB="0" distL="0" distR="0" wp14:anchorId="60E82B90" wp14:editId="45DC2A86">
+                <wp:inline distT="0" distB="0" distL="0" distR="0" wp14:anchorId="41D494A8" wp14:editId="1357C9AD">
                   <wp:extent cx="1450975" cy="853245"/>
                   <wp:effectExtent l="0" t="0" r="0" b="4445"/>
                   <wp:docPr id="11" name="Picture 11"/>
@@ -951,10 +945,7 @@
           </w:tcPr>
           <w:p>
             <w:r>
-              <w:t xml:space="preserve">5.     </w:t>
-            </w:r>
-            <w:r>
-              <w:t>w = X</w:t>
+              <w:t>5.     w = X</w:t>
             </w:r>
             <w:r>
               <w:rPr>
@@ -963,18 +954,12 @@
               <w:t>−1</w:t>
             </w:r>
             <w:r>
-              <w:t>y = [1, 2, 4]</w:t>
-            </w:r>
-            <w:r>
-              <w:t xml:space="preserve">   if  X  not invertible</w:t>
-            </w:r>
-          </w:p>
-          <w:p>
-            <w:r>
-              <w:t xml:space="preserve">        </w:t>
-            </w:r>
-            <w:r>
-              <w:t>w = (X</w:t>
+              <w:t>y = [1, 2, 4]   if  X  not invertible</w:t>
+            </w:r>
+          </w:p>
+          <w:p>
+            <w:r>
+              <w:t xml:space="preserve">        w = (X</w:t>
             </w:r>
             <w:r>
               <w:rPr>
@@ -1011,7 +996,6 @@
                 <w:shd w:val="clear" w:color="auto" w:fill="FFFFFF"/>
               </w:rPr>
             </w:pPr>
-            <w:proofErr w:type="gramStart"/>
             <w:r>
               <w:rPr>
                 <w:rFonts w:ascii="Segoe UI" w:hAnsi="Segoe UI" w:cs="Segoe UI"/>
@@ -1020,18 +1004,7 @@
                 <w:szCs w:val="21"/>
                 <w:shd w:val="clear" w:color="auto" w:fill="FFFFFF"/>
               </w:rPr>
-              <w:t>least</w:t>
-            </w:r>
-            <w:proofErr w:type="gramEnd"/>
-            <w:r>
-              <w:rPr>
-                <w:rFonts w:ascii="Segoe UI" w:hAnsi="Segoe UI" w:cs="Segoe UI"/>
-                <w:color w:val="61666B"/>
-                <w:sz w:val="21"/>
-                <w:szCs w:val="21"/>
-                <w:shd w:val="clear" w:color="auto" w:fill="FFFFFF"/>
-              </w:rPr>
-              <w:t xml:space="preserve"> squares problem: minimize </w:t>
+              <w:t xml:space="preserve">least squares problem: minimize </w:t>
             </w:r>
             <w:r>
               <w:rPr>
@@ -1368,14 +1341,7 @@
                 <w:szCs w:val="18"/>
               </w:rPr>
               <w:lastRenderedPageBreak/>
-              <w:t xml:space="preserve">5. </w:t>
-            </w:r>
-            <w:r>
-              <w:rPr>
-                <w:sz w:val="18"/>
-                <w:szCs w:val="18"/>
-              </w:rPr>
-              <w:t>Given the neural network below, calculate and show the weight changes that would be made by one step of the online version of backpropagation for the training instance x</w:t>
+              <w:t>5. Given the neural network below, calculate and show the weight changes that would be made by one step of the online version of backpropagation for the training instance x</w:t>
             </w:r>
             <w:proofErr w:type="gramStart"/>
             <w:r>
@@ -1400,12 +1366,21 @@
               </w:rPr>
               <w:t>t</w:t>
             </w:r>
-            <w:r>
-              <w:rPr>
-                <w:sz w:val="18"/>
-                <w:szCs w:val="18"/>
-              </w:rPr>
-              <w:t>=(1,1). Assume that the hidden and output units use sigmoid functions, the network is being trained to minimize squared error, and the learning rate is 0.1 (with no momentum term). Edges from constant 1 on the side indicate bias parameters.</w:t>
+            <w:proofErr w:type="gramStart"/>
+            <w:r>
+              <w:rPr>
+                <w:sz w:val="18"/>
+                <w:szCs w:val="18"/>
+              </w:rPr>
+              <w:t>=(</w:t>
+            </w:r>
+            <w:proofErr w:type="gramEnd"/>
+            <w:r>
+              <w:rPr>
+                <w:sz w:val="18"/>
+                <w:szCs w:val="18"/>
+              </w:rPr>
+              <w:t>1,1). Assume that the hidden and output units use sigmoid functions, the network is being trained to minimize squared error, and the learning rate is 0.1 (with no momentum term). Edges from constant 1 on the side indicate bias parameters.</w:t>
             </w:r>
           </w:p>
         </w:tc>
@@ -1422,11 +1397,12 @@
             </w:pPr>
             <w:r>
               <w:rPr>
+                <w:noProof/>
                 <w:sz w:val="18"/>
                 <w:szCs w:val="18"/>
               </w:rPr>
               <w:drawing>
-                <wp:inline distT="0" distB="0" distL="0" distR="0" wp14:anchorId="5897FE23" wp14:editId="59FD7A47">
+                <wp:inline distT="0" distB="0" distL="0" distR="0" wp14:anchorId="29E0A0C1" wp14:editId="2983DAB7">
                   <wp:extent cx="1681143" cy="1483187"/>
                   <wp:effectExtent l="0" t="0" r="0" b="3175"/>
                   <wp:docPr id="15" name="Picture 15"/>
@@ -1503,11 +1479,12 @@
             <w:r>
               <w:rPr>
                 <w:b/>
+                <w:noProof/>
                 <w:sz w:val="18"/>
                 <w:szCs w:val="18"/>
               </w:rPr>
               <w:drawing>
-                <wp:inline distT="0" distB="0" distL="0" distR="0" wp14:anchorId="1166BD12" wp14:editId="2D7017B5">
+                <wp:inline distT="0" distB="0" distL="0" distR="0" wp14:anchorId="426A66B6" wp14:editId="06F331DB">
                   <wp:extent cx="1098010" cy="175895"/>
                   <wp:effectExtent l="0" t="0" r="6985" b="0"/>
                   <wp:docPr id="17" name="Picture 17"/>
@@ -1552,11 +1529,12 @@
             </w:pPr>
             <w:r>
               <w:rPr>
+                <w:noProof/>
                 <w:sz w:val="18"/>
                 <w:szCs w:val="18"/>
               </w:rPr>
               <w:drawing>
-                <wp:inline distT="0" distB="0" distL="0" distR="0" wp14:anchorId="56D49D59" wp14:editId="35A55139">
+                <wp:inline distT="0" distB="0" distL="0" distR="0" wp14:anchorId="3ACC5AF4" wp14:editId="4CCA058D">
                   <wp:extent cx="2906081" cy="542364"/>
                   <wp:effectExtent l="0" t="0" r="8890" b="0"/>
                   <wp:docPr id="16" name="Picture 16"/>
@@ -1601,11 +1579,12 @@
             </w:pPr>
             <w:r>
               <w:rPr>
+                <w:noProof/>
                 <w:sz w:val="18"/>
                 <w:szCs w:val="18"/>
               </w:rPr>
               <w:drawing>
-                <wp:inline distT="0" distB="0" distL="0" distR="0" wp14:anchorId="6C39EA14" wp14:editId="04D5E41A">
+                <wp:inline distT="0" distB="0" distL="0" distR="0" wp14:anchorId="7D43D3ED" wp14:editId="2E2625E8">
                   <wp:extent cx="3265214" cy="808662"/>
                   <wp:effectExtent l="0" t="0" r="0" b="0"/>
                   <wp:docPr id="18" name="Picture 18"/>
@@ -1650,8 +1629,11 @@
           </w:tcPr>
           <w:p>
             <w:r>
+              <w:rPr>
+                <w:noProof/>
+              </w:rPr>
               <w:drawing>
-                <wp:inline distT="0" distB="0" distL="0" distR="0" wp14:anchorId="3CB0412A" wp14:editId="0E1F680B">
+                <wp:inline distT="0" distB="0" distL="0" distR="0" wp14:anchorId="08890409" wp14:editId="0B6C7D14">
                   <wp:extent cx="2214282" cy="1231107"/>
                   <wp:effectExtent l="0" t="0" r="0" b="7620"/>
                   <wp:docPr id="22" name="Picture 22"/>
@@ -1689,8 +1671,11 @@
           </w:p>
           <w:p>
             <w:r>
+              <w:rPr>
+                <w:noProof/>
+              </w:rPr>
               <w:drawing>
-                <wp:inline distT="0" distB="0" distL="0" distR="0" wp14:anchorId="1207B28D" wp14:editId="4C5995A0">
+                <wp:inline distT="0" distB="0" distL="0" distR="0" wp14:anchorId="5C071765" wp14:editId="17196133">
                   <wp:extent cx="1992864" cy="541166"/>
                   <wp:effectExtent l="0" t="0" r="7620" b="0"/>
                   <wp:docPr id="23" name="Picture 23"/>
@@ -1747,8 +1732,11 @@
               <w:t xml:space="preserve"> </w:t>
             </w:r>
             <w:r>
+              <w:rPr>
+                <w:noProof/>
+              </w:rPr>
               <w:drawing>
-                <wp:inline distT="0" distB="0" distL="0" distR="0" wp14:anchorId="2F525CA6" wp14:editId="04BDF502">
+                <wp:inline distT="0" distB="0" distL="0" distR="0" wp14:anchorId="43B29D65" wp14:editId="364D0A8D">
                   <wp:extent cx="2434291" cy="1112187"/>
                   <wp:effectExtent l="0" t="0" r="4445" b="0"/>
                   <wp:docPr id="24" name="Picture 24"/>
@@ -1794,7 +1782,7 @@
                 <w:noProof/>
               </w:rPr>
               <w:drawing>
-                <wp:inline distT="0" distB="0" distL="0" distR="0" wp14:anchorId="0FAE905B" wp14:editId="36E4A616">
+                <wp:inline distT="0" distB="0" distL="0" distR="0" wp14:anchorId="449A9B6A" wp14:editId="7A490354">
                   <wp:extent cx="2470642" cy="841786"/>
                   <wp:effectExtent l="0" t="0" r="6350" b="0"/>
                   <wp:docPr id="25" name="Picture 25"/>
@@ -1836,8 +1824,11 @@
               <w:ind w:left="18"/>
             </w:pPr>
             <w:r>
+              <w:rPr>
+                <w:noProof/>
+              </w:rPr>
               <w:drawing>
-                <wp:inline distT="0" distB="0" distL="0" distR="0" wp14:anchorId="57238271" wp14:editId="533595D0">
+                <wp:inline distT="0" distB="0" distL="0" distR="0" wp14:anchorId="5E1194D7" wp14:editId="6387E886">
                   <wp:extent cx="4423075" cy="245335"/>
                   <wp:effectExtent l="0" t="0" r="0" b="2540"/>
                   <wp:docPr id="28" name="Picture 28"/>
@@ -1883,8 +1874,11 @@
           </w:tcPr>
           <w:p>
             <w:r>
+              <w:rPr>
+                <w:noProof/>
+              </w:rPr>
               <w:drawing>
-                <wp:inline distT="0" distB="0" distL="0" distR="0" wp14:anchorId="5929D558" wp14:editId="54A5CB3F">
+                <wp:inline distT="0" distB="0" distL="0" distR="0" wp14:anchorId="6FF05683" wp14:editId="7233C6C3">
                   <wp:extent cx="3067921" cy="1174376"/>
                   <wp:effectExtent l="0" t="0" r="0" b="6985"/>
                   <wp:docPr id="29" name="Picture 29"/>
@@ -1923,8 +1917,11 @@
               <w:t xml:space="preserve">  </w:t>
             </w:r>
             <w:r>
+              <w:rPr>
+                <w:noProof/>
+              </w:rPr>
               <w:drawing>
-                <wp:inline distT="0" distB="0" distL="0" distR="0" wp14:anchorId="2C4C8166" wp14:editId="0E0CEB24">
+                <wp:inline distT="0" distB="0" distL="0" distR="0" wp14:anchorId="475D2BB0" wp14:editId="5C61DAB9">
                   <wp:extent cx="4200559" cy="1404230"/>
                   <wp:effectExtent l="0" t="0" r="0" b="5715"/>
                   <wp:docPr id="30" name="Picture 30"/>
@@ -1975,7 +1972,7 @@
 </file>
 
 <file path=word/numbering.xml><?xml version="1.0" encoding="utf-8"?>
-<w:numbering xmlns:wpc="http://schemas.microsoft.com/office/word/2010/wordprocessingCanvas" xmlns:cx="http://schemas.microsoft.com/office/drawing/2014/chartex" xmlns:cx1="http://schemas.microsoft.com/office/drawing/2015/9/8/chartex" xmlns:mc="http://schemas.openxmlformats.org/markup-compatibility/2006" xmlns:o="urn:schemas-microsoft-com:office:office" xmlns:r="http://schemas.openxmlformats.org/officeDocument/2006/relationships" xmlns:m="http://schemas.openxmlformats.org/officeDocument/2006/math" xmlns:v="urn:schemas-microsoft-com:vml" xmlns:wp14="http://schemas.microsoft.com/office/word/2010/wordprocessingDrawing" xmlns:wp="http://schemas.openxmlformats.org/drawingml/2006/wordprocessingDrawing" xmlns:w10="urn:schemas-microsoft-com:office:word" xmlns:w="http://schemas.openxmlformats.org/wordprocessingml/2006/main" xmlns:w14="http://schemas.microsoft.com/office/word/2010/wordml" xmlns:w15="http://schemas.microsoft.com/office/word/2012/wordml" xmlns:w16se="http://schemas.microsoft.com/office/word/2015/wordml/symex" xmlns:wpg="http://schemas.microsoft.com/office/word/2010/wordprocessingGroup" xmlns:wpi="http://schemas.microsoft.com/office/word/2010/wordprocessingInk" xmlns:wne="http://schemas.microsoft.com/office/word/2006/wordml" xmlns:wps="http://schemas.microsoft.com/office/word/2010/wordprocessingShape" mc:Ignorable="w14 w15 w16se wp14">
+<w:numbering xmlns:wpc="http://schemas.microsoft.com/office/word/2010/wordprocessingCanvas" xmlns:cx="http://schemas.microsoft.com/office/drawing/2014/chartex" xmlns:cx1="http://schemas.microsoft.com/office/drawing/2015/9/8/chartex" xmlns:cx2="http://schemas.microsoft.com/office/drawing/2015/10/21/chartex" xmlns:cx3="http://schemas.microsoft.com/office/drawing/2016/5/9/chartex" xmlns:cx4="http://schemas.microsoft.com/office/drawing/2016/5/10/chartex" xmlns:cx5="http://schemas.microsoft.com/office/drawing/2016/5/11/chartex" xmlns:cx6="http://schemas.microsoft.com/office/drawing/2016/5/12/chartex" xmlns:cx7="http://schemas.microsoft.com/office/drawing/2016/5/13/chartex" xmlns:cx8="http://schemas.microsoft.com/office/drawing/2016/5/14/chartex" xmlns:mc="http://schemas.openxmlformats.org/markup-compatibility/2006" xmlns:aink="http://schemas.microsoft.com/office/drawing/2016/ink" xmlns:am3d="http://schemas.microsoft.com/office/drawing/2017/model3d" xmlns:o="urn:schemas-microsoft-com:office:office" xmlns:oel="http://schemas.microsoft.com/office/2019/extlst" xmlns:r="http://schemas.openxmlformats.org/officeDocument/2006/relationships" xmlns:m="http://schemas.openxmlformats.org/officeDocument/2006/math" xmlns:v="urn:schemas-microsoft-com:vml" xmlns:wp14="http://schemas.microsoft.com/office/word/2010/wordprocessingDrawing" xmlns:wp="http://schemas.openxmlformats.org/drawingml/2006/wordprocessingDrawing" xmlns:w10="urn:schemas-microsoft-com:office:word" xmlns:w="http://schemas.openxmlformats.org/wordprocessingml/2006/main" xmlns:w14="http://schemas.microsoft.com/office/word/2010/wordml" xmlns:w15="http://schemas.microsoft.com/office/word/2012/wordml" xmlns:w16cex="http://schemas.microsoft.com/office/word/2018/wordml/cex" xmlns:w16cid="http://schemas.microsoft.com/office/word/2016/wordml/cid" xmlns:w16="http://schemas.microsoft.com/office/word/2018/wordml" xmlns:w16du="http://schemas.microsoft.com/office/word/2023/wordml/word16du" xmlns:w16sdtdh="http://schemas.microsoft.com/office/word/2020/wordml/sdtdatahash" xmlns:w16sdtfl="http://schemas.microsoft.com/office/word/2024/wordml/sdtformatlock" xmlns:w16se="http://schemas.microsoft.com/office/word/2015/wordml/symex" xmlns:wpg="http://schemas.microsoft.com/office/word/2010/wordprocessingGroup" xmlns:wpi="http://schemas.microsoft.com/office/word/2010/wordprocessingInk" xmlns:wne="http://schemas.microsoft.com/office/word/2006/wordml" xmlns:wps="http://schemas.microsoft.com/office/word/2010/wordprocessingShape" mc:Ignorable="w14 w15 w16se w16cid w16 w16cex w16sdtdh w16sdtfl w16du wp14">
   <w:abstractNum w:abstractNumId="0" w15:restartNumberingAfterBreak="0">
     <w:nsid w:val="0AD37157"/>
     <w:multiLevelType w:val="multilevel"/>
@@ -2387,20 +2384,20 @@
       </w:rPr>
     </w:lvl>
   </w:abstractNum>
-  <w:num w:numId="1">
+  <w:num w:numId="1" w16cid:durableId="910047478">
     <w:abstractNumId w:val="1"/>
   </w:num>
-  <w:num w:numId="2">
+  <w:num w:numId="2" w16cid:durableId="727918766">
     <w:abstractNumId w:val="2"/>
   </w:num>
-  <w:num w:numId="3">
+  <w:num w:numId="3" w16cid:durableId="1393697275">
     <w:abstractNumId w:val="0"/>
   </w:num>
 </w:numbering>
 </file>
 
 <file path=word/styles.xml><?xml version="1.0" encoding="utf-8"?>
-<w:styles xmlns:mc="http://schemas.openxmlformats.org/markup-compatibility/2006" xmlns:r="http://schemas.openxmlformats.org/officeDocument/2006/relationships" xmlns:w="http://schemas.openxmlformats.org/wordprocessingml/2006/main" xmlns:w14="http://schemas.microsoft.com/office/word/2010/wordml" xmlns:w15="http://schemas.microsoft.com/office/word/2012/wordml" xmlns:w16se="http://schemas.microsoft.com/office/word/2015/wordml/symex" mc:Ignorable="w14 w15 w16se">
+<w:styles xmlns:mc="http://schemas.openxmlformats.org/markup-compatibility/2006" xmlns:r="http://schemas.openxmlformats.org/officeDocument/2006/relationships" xmlns:w="http://schemas.openxmlformats.org/wordprocessingml/2006/main" xmlns:w14="http://schemas.microsoft.com/office/word/2010/wordml" xmlns:w15="http://schemas.microsoft.com/office/word/2012/wordml" xmlns:w16cex="http://schemas.microsoft.com/office/word/2018/wordml/cex" xmlns:w16cid="http://schemas.microsoft.com/office/word/2016/wordml/cid" xmlns:w16="http://schemas.microsoft.com/office/word/2018/wordml" xmlns:w16du="http://schemas.microsoft.com/office/word/2023/wordml/word16du" xmlns:w16sdtdh="http://schemas.microsoft.com/office/word/2020/wordml/sdtdatahash" xmlns:w16sdtfl="http://schemas.microsoft.com/office/word/2024/wordml/sdtformatlock" xmlns:w16se="http://schemas.microsoft.com/office/word/2015/wordml/symex" mc:Ignorable="w14 w15 w16se w16cid w16 w16cex w16sdtdh w16sdtfl w16du">
   <w:docDefaults>
     <w:rPrDefault>
       <w:rPr>
@@ -2412,7 +2409,7 @@
     </w:rPrDefault>
     <w:pPrDefault/>
   </w:docDefaults>
-  <w:latentStyles w:defLockedState="0" w:defUIPriority="99" w:defSemiHidden="0" w:defUnhideWhenUsed="0" w:defQFormat="0" w:count="371">
+  <w:latentStyles w:defLockedState="0" w:defUIPriority="99" w:defSemiHidden="0" w:defUnhideWhenUsed="0" w:defQFormat="0" w:count="376">
     <w:lsdException w:name="Normal" w:uiPriority="0" w:qFormat="1"/>
     <w:lsdException w:name="heading 1" w:uiPriority="9" w:qFormat="1"/>
     <w:lsdException w:name="heading 2" w:semiHidden="1" w:uiPriority="9" w:unhideWhenUsed="1" w:qFormat="1"/>
@@ -2784,6 +2781,11 @@
     <w:lsdException w:name="List Table 5 Dark Accent 6" w:uiPriority="50"/>
     <w:lsdException w:name="List Table 6 Colorful Accent 6" w:uiPriority="51"/>
     <w:lsdException w:name="List Table 7 Colorful Accent 6" w:uiPriority="52"/>
+    <w:lsdException w:name="Mention" w:semiHidden="1" w:unhideWhenUsed="1"/>
+    <w:lsdException w:name="Smart Hyperlink" w:semiHidden="1" w:unhideWhenUsed="1"/>
+    <w:lsdException w:name="Hashtag" w:semiHidden="1" w:unhideWhenUsed="1"/>
+    <w:lsdException w:name="Unresolved Mention" w:semiHidden="1" w:unhideWhenUsed="1"/>
+    <w:lsdException w:name="Smart Link" w:semiHidden="1" w:unhideWhenUsed="1"/>
   </w:latentStyles>
   <w:style w:type="paragraph" w:default="1" w:styleId="Normal">
     <w:name w:val="Normal"/>
